--- a/public/agreements/NDA_Mutual_LuwahTech_Template_v1.docx
+++ b/public/agreements/NDA_Mutual_LuwahTech_Template_v1.docx
@@ -1240,6 +1240,45 @@
           <w:sz w:val="21"/>
         </w:rPr>
         <w:t>Where Confidential Information includes login credentials, API keys or access to a system, the Receiving Party uses that access only for the Purpose, keeps the credentials in an encrypted password manager, does not share them outside its Representatives, and returns or stops using the access under Section 7. Access granted for the Purpose is not a license to the system.</w:t>
+      </w:r>
+    </w:p>
+    <w:p>
+      <w:pPr>
+        <w:tabs>
+          <w:tab w:pos="648" w:val="left"/>
+        </w:tabs>
+        <w:ind w:left="648" w:hanging="648"/>
+      </w:pPr>
+      <w:r>
+        <w:rPr>
+          <w:rFonts w:ascii="Open Sans" w:hAnsi="Open Sans" w:cs="Open Sans" w:eastAsia="Open Sans"/>
+          <w:b/>
+          <w:i w:val="0"/>
+          <w:color w:val="4A90A4"/>
+          <w:sz w:val="21"/>
+        </w:rPr>
+        <w:t>3.9</w:t>
+        <w:tab/>
+      </w:r>
+      <w:r>
+        <w:rPr>
+          <w:rFonts w:ascii="Open Sans" w:hAnsi="Open Sans" w:cs="Open Sans" w:eastAsia="Open Sans"/>
+          <w:b/>
+          <w:i w:val="0"/>
+          <w:color w:val="262626"/>
+          <w:sz w:val="21"/>
+        </w:rPr>
+        <w:t xml:space="preserve">AI tools. </w:t>
+      </w:r>
+      <w:r>
+        <w:rPr>
+          <w:rFonts w:ascii="Open Sans" w:hAnsi="Open Sans" w:cs="Open Sans" w:eastAsia="Open Sans"/>
+          <w:b w:val="0"/>
+          <w:i w:val="0"/>
+          <w:color w:val="262626"/>
+          <w:sz w:val="21"/>
+        </w:rPr>
+        <w:t>A Receiving Party may use an AI-assisted tool, including Anthropic Claude and Google Gemini, to work with Confidential Information only where the tool is operated under terms that do not permit the vendor to train on submitted content or to use it for any purpose other than providing the service and its safety review. A submission on those terms is a permitted disclosure under this Section. The Receiving Party is responsible for anything such a tool produces from Confidential Information as if the Receiving Party had produced it. The Receiving Party does not submit credentials or account passwords to any AI tool, and submits protected health information, payment card numbers or other regulated data only where a written agreement between the Parties expressly provides for it. Where an AI tool records or transcribes a meeting, the Party using it tells the other participants before it starts.</w:t>
       </w:r>
     </w:p>
     <w:p>
